--- a/public/templates/official/velorio/identificacao-sala-velorio.docx
+++ b/public/templates/official/velorio/identificacao-sala-velorio.docx
@@ -23,8 +23,6 @@
           <w:rFonts w:ascii="Calibri" w:hAnsi="Calibri" w:cs="Calibri"/>
           <w:b/>
           <w:bCs/>
-          <w:sz w:val="15"/>
-          <w:szCs w:val="56"/>
         </w:rPr>
         <w:t>DATA:  {{data}}</w:t>
         <w:br/>
@@ -246,8 +244,6 @@
           <w:rFonts w:ascii="Calibri" w:hAnsi="Calibri" w:cs="Calibri"/>
           <w:b/>
           <w:bCs/>
-          <w:sz w:val="15"/>
-          <w:szCs w:val="56"/>
         </w:rPr>
         <w:t>HORÁRIO DO VELÓRIO: {{inicio}} às {{fim}}</w:t>
       </w:r>

--- a/public/templates/official/velorio/identificacao-sala-velorio.docx
+++ b/public/templates/official/velorio/identificacao-sala-velorio.docx
@@ -23,6 +23,8 @@
           <w:rFonts w:ascii="Calibri" w:hAnsi="Calibri" w:cs="Calibri"/>
           <w:b/>
           <w:bCs/>
+          <w:sz w:val="18"/>
+          <w:szCs w:val="18"/>
         </w:rPr>
         <w:t>DATA:  {{data}}</w:t>
         <w:br/>
@@ -244,6 +246,8 @@
           <w:rFonts w:ascii="Calibri" w:hAnsi="Calibri" w:cs="Calibri"/>
           <w:b/>
           <w:bCs/>
+          <w:sz w:val="18"/>
+          <w:szCs w:val="18"/>
         </w:rPr>
         <w:t>HORÁRIO DO VELÓRIO: {{inicio}} às {{fim}}</w:t>
       </w:r>

--- a/public/templates/official/velorio/identificacao-sala-velorio.docx
+++ b/public/templates/official/velorio/identificacao-sala-velorio.docx
@@ -1,6 +1,6 @@
 
 <file path=word/document.xml><?xml version="1.0" encoding="utf-8"?>
-<w:document xmlns:wpc="http://schemas.microsoft.com/office/word/2010/wordprocessingCanvas" xmlns:cx="http://schemas.microsoft.com/office/drawing/2014/chartex" xmlns:cx1="http://schemas.microsoft.com/office/drawing/2015/9/8/chartex" xmlns:cx2="http://schemas.microsoft.com/office/drawing/2015/10/21/chartex" xmlns:cx3="http://schemas.microsoft.com/office/drawing/2016/5/9/chartex" xmlns:cx4="http://schemas.microsoft.com/office/drawing/2016/5/10/chartex" xmlns:cx5="http://schemas.microsoft.com/office/drawing/2016/5/11/chartex" xmlns:cx6="http://schemas.microsoft.com/office/drawing/2016/5/12/chartex" xmlns:cx7="http://schemas.microsoft.com/office/drawing/2016/5/13/chartex" xmlns:cx8="http://schemas.microsoft.com/office/drawing/2016/5/14/chartex" xmlns:mc="http://schemas.openxmlformats.org/markup-compatibility/2006" xmlns:aink="http://schemas.microsoft.com/office/drawing/2016/ink" xmlns:am3d="http://schemas.microsoft.com/office/drawing/2017/model3d" xmlns:o="urn:schemas-microsoft-com:office:office" xmlns:oel="http://schemas.microsoft.com/office/2019/extlst" xmlns:r="http://schemas.openxmlformats.org/officeDocument/2006/relationships" xmlns:m="http://schemas.openxmlformats.org/officeDocument/2006/math" xmlns:v="urn:schemas-microsoft-com:vml" xmlns:wp14="http://schemas.microsoft.com/office/word/2010/wordprocessingDrawing" xmlns:wp="http://schemas.openxmlformats.org/drawingml/2006/wordprocessingDrawing" xmlns:w10="urn:schemas-microsoft-com:office:word" xmlns:w="http://schemas.openxmlformats.org/wordprocessingml/2006/main" xmlns:w14="http://schemas.microsoft.com/office/word/2010/wordml" xmlns:w15="http://schemas.microsoft.com/office/word/2012/wordml" xmlns:w16cex="http://schemas.microsoft.com/office/word/2018/wordml/cex" xmlns:w16cid="http://schemas.microsoft.com/office/word/2016/wordml/cid" xmlns:w16="http://schemas.microsoft.com/office/word/2018/wordml" xmlns:w16du="http://schemas.microsoft.com/office/word/2023/wordml/word16du" xmlns:w16sdtdh="http://schemas.microsoft.com/office/word/2020/wordml/sdtdatahash" xmlns:w16sdtfl="http://schemas.microsoft.com/office/word/2024/wordml/sdtformatlock" xmlns:w16se="http://schemas.microsoft.com/office/word/2015/wordml/symex" xmlns:wpg="http://schemas.microsoft.com/office/word/2010/wordprocessingGroup" xmlns:wpi="http://schemas.microsoft.com/office/word/2010/wordprocessingInk" xmlns:wne="http://schemas.microsoft.com/office/word/2006/wordml" xmlns:wps="http://schemas.microsoft.com/office/word/2010/wordprocessingShape" mc:Ignorable="w14 w15 w16se w16cid w16 w16cex w16sdtdh w16sdtfl w16du wp14">
+<w:document xmlns:wpc="http://schemas.microsoft.com/office/word/2010/wordprocessingCanvas" xmlns:cx="http://schemas.microsoft.com/office/drawing/2014/chartex" xmlns:cx1="http://schemas.microsoft.com/office/drawing/2015/9/8/chartex" xmlns:cx2="http://schemas.microsoft.com/office/drawing/2015/10/21/chartex" xmlns:cx3="http://schemas.microsoft.com/office/drawing/2016/5/9/chartex" xmlns:cx4="http://schemas.microsoft.com/office/drawing/2016/5/10/chartex" xmlns:cx5="http://schemas.microsoft.com/office/drawing/2016/5/11/chartex" xmlns:cx6="http://schemas.microsoft.com/office/drawing/2016/5/12/chartex" xmlns:cx7="http://schemas.microsoft.com/office/drawing/2016/5/13/chartex" xmlns:cx8="http://schemas.microsoft.com/office/drawing/2016/5/14/chartex" xmlns:mc="http://schemas.openxmlformats.org/markup-compatibility/2006" xmlns:aink="http://schemas.microsoft.com/office/drawing/2016/ink" xmlns:am3d="http://schemas.microsoft.com/office/drawing/2017/model3d" xmlns:o="urn:schemas-microsoft-com:office:office" xmlns:oel="http://schemas.microsoft.com/office/2019/extlst" xmlns:r="http://schemas.openxmlformats.org/officeDocument/2006/relationships" xmlns:m="http://schemas.openxmlformats.org/officeDocument/2006/math" xmlns:v="urn:schemas-microsoft-com:vml" xmlns:wp14="http://schemas.microsoft.com/office/word/2010/wordprocessingDrawing" xmlns:wp="http://schemas.openxmlformats.org/drawingml/2006/wordprocessingDrawing" xmlns:w10="urn:schemas-microsoft-com:office:word" xmlns:w="http://schemas.openxmlformats.org/wordprocessingml/2006/main" xmlns:w14="http://schemas.microsoft.com/office/word/2010/wordml" xmlns:w15="http://schemas.microsoft.com/office/word/2012/wordml" xmlns:w16cex="http://schemas.microsoft.com/office/word/2018/wordml/cex" xmlns:w16cid="http://schemas.microsoft.com/office/word/2016/wordml/cid" xmlns:w16="http://schemas.microsoft.com/office/word/2018/wordml" xmlns:w16sdtdh="http://schemas.microsoft.com/office/word/2020/wordml/sdtdatahash" xmlns:w16se="http://schemas.microsoft.com/office/word/2015/wordml/symex" xmlns:wpg="http://schemas.microsoft.com/office/word/2010/wordprocessingGroup" xmlns:wpi="http://schemas.microsoft.com/office/word/2010/wordprocessingInk" xmlns:wne="http://schemas.microsoft.com/office/word/2006/wordml" xmlns:wps="http://schemas.microsoft.com/office/word/2010/wordprocessingShape" mc:Ignorable="w14 w15 w16se w16cid w16 w16cex w16sdtdh wp14">
   <w:body>
     <w:p>
       <w:pPr>
@@ -11,8 +11,8 @@
           <w:bCs/>
           <w:color w:val="000000"/>
           <w:kern w:val="0"/>
-          <w:sz w:val="48"/>
-          <w:szCs w:val="48"/>
+          <w:sz w:val="52"/>
+          <w:szCs w:val="52"/>
           <w:lang w:eastAsia="pt-BR"/>
           <w14:ligatures w14:val="none"/>
         </w:rPr>
@@ -23,187 +23,197 @@
           <w:rFonts w:ascii="Calibri" w:hAnsi="Calibri" w:cs="Calibri"/>
           <w:b/>
           <w:bCs/>
-          <w:sz w:val="18"/>
-          <w:szCs w:val="18"/>
-        </w:rPr>
-        <w:t>DATA:  {{data}}</w:t>
+          <w:sz w:val="56"/>
+          <w:szCs w:val="56"/>
+        </w:rPr>
+        <w:t>DATA: </w:t>
+      </w:r>
+      <w:r>
+        <w:rPr>
+          <w:rStyle w:val="normaltextrun"/>
+          <w:rFonts w:ascii="Calibri" w:hAnsi="Calibri" w:cs="Calibri"/>
+          <w:b/>
+          <w:bCs/>
+          <w:sz w:val="56"/>
+          <w:szCs w:val="56"/>
+        </w:rPr>
+        <w:t xml:space="preserve"> </w:t>
+      </w:r>
+      <w:r>
+        <w:rPr>
+          <w:rStyle w:val="normaltextrun"/>
+          <w:rFonts w:ascii="Calibri" w:hAnsi="Calibri" w:cs="Calibri"/>
+          <w:b/>
+          <w:bCs/>
+          <w:sz w:val="56"/>
+          <w:szCs w:val="56"/>
+        </w:rPr>
+        <w:t>{{data}}</w:t>
+      </w:r>
+      <w:r>
+        <w:rPr>
+          <w:rStyle w:val="normaltextrun"/>
+          <w:rFonts w:ascii="Calibri" w:hAnsi="Calibri" w:cs="Calibri"/>
+          <w:b/>
+          <w:bCs/>
+          <w:sz w:val="56"/>
+          <w:szCs w:val="56"/>
+        </w:rPr>
+        <w:t/>
+      </w:r>
+      <w:r>
+        <w:rPr>
+          <w:rStyle w:val="normaltextrun"/>
+          <w:rFonts w:ascii="Calibri" w:hAnsi="Calibri" w:cs="Calibri"/>
+          <w:b/>
+          <w:bCs/>
+          <w:sz w:val="56"/>
+          <w:szCs w:val="56"/>
+        </w:rPr>
+        <w:t/>
+      </w:r>
+      <w:r>
+        <w:rPr>
+          <w:rStyle w:val="normaltextrun"/>
+          <w:rFonts w:ascii="Calibri" w:hAnsi="Calibri" w:cs="Calibri"/>
+          <w:b/>
+          <w:bCs/>
+          <w:sz w:val="56"/>
+          <w:szCs w:val="56"/>
+        </w:rPr>
+        <w:t/>
+      </w:r>
+      <w:r>
+        <w:rPr>
+          <w:rStyle w:val="normaltextrun"/>
+          <w:rFonts w:ascii="Calibri" w:hAnsi="Calibri" w:cs="Calibri"/>
+          <w:b/>
+          <w:bCs/>
+          <w:sz w:val="56"/>
+          <w:szCs w:val="56"/>
+        </w:rPr>
+        <w:t/>
+      </w:r>
+      <w:r>
+        <w:rPr>
+          <w:rStyle w:val="normaltextrun"/>
+          <w:rFonts w:ascii="Calibri" w:hAnsi="Calibri" w:cs="Calibri"/>
+          <w:b/>
+          <w:bCs/>
+          <w:sz w:val="56"/>
+          <w:szCs w:val="56"/>
+        </w:rPr>
+        <w:t/>
+      </w:r>
+      <w:r>
+        <w:rPr>
+          <w:rStyle w:val="normaltextrun"/>
+          <w:rFonts w:ascii="Calibri" w:hAnsi="Calibri" w:cs="Calibri"/>
+          <w:b/>
+          <w:bCs/>
+          <w:sz w:val="56"/>
+          <w:szCs w:val="56"/>
+        </w:rPr>
+        <w:t/>
+      </w:r>
+      <w:r>
+        <w:rPr>
+          <w:rStyle w:val="normaltextrun"/>
+          <w:rFonts w:ascii="Calibri" w:hAnsi="Calibri" w:cs="Calibri"/>
+          <w:b/>
+          <w:bCs/>
+          <w:sz w:val="56"/>
+          <w:szCs w:val="56"/>
+        </w:rPr>
         <w:br/>
+      </w:r>
+      <w:r>
+        <w:rPr>
+          <w:rStyle w:val="normaltextrun"/>
+          <w:rFonts w:ascii="Calibri" w:hAnsi="Calibri" w:cs="Calibri"/>
+          <w:b/>
+          <w:bCs/>
+          <w:sz w:val="56"/>
+          <w:szCs w:val="56"/>
+        </w:rPr>
         <w:br/>
+      </w:r>
+      <w:r>
+        <w:rPr>
+          <w:rStyle w:val="normaltextrun"/>
+          <w:rFonts w:ascii="Calibri" w:hAnsi="Calibri" w:cs="Calibri"/>
+          <w:b/>
+          <w:bCs/>
+          <w:sz w:val="56"/>
+          <w:szCs w:val="56"/>
+        </w:rPr>
         <w:t>SALA: {{sala}}</w:t>
+      </w:r>
+      <w:r>
+        <w:rPr>
+          <w:rStyle w:val="normaltextrun"/>
+          <w:rFonts w:ascii="Calibri" w:hAnsi="Calibri" w:cs="Calibri"/>
+          <w:b/>
+          <w:bCs/>
+          <w:sz w:val="56"/>
+          <w:szCs w:val="56"/>
+        </w:rPr>
+        <w:t xml:space="preserve"/>
+      </w:r>
+      <w:r>
+        <w:rPr>
+          <w:rStyle w:val="normaltextrun"/>
+          <w:rFonts w:ascii="Calibri" w:hAnsi="Calibri" w:cs="Calibri"/>
+          <w:b/>
+          <w:bCs/>
+          <w:sz w:val="56"/>
+          <w:szCs w:val="56"/>
+        </w:rPr>
+        <w:t/>
+      </w:r>
+      <w:r>
+        <w:rPr>
+          <w:rStyle w:val="normaltextrun"/>
+          <w:rFonts w:ascii="Calibri" w:hAnsi="Calibri" w:cs="Calibri"/>
+          <w:b/>
+          <w:bCs/>
+          <w:sz w:val="56"/>
+          <w:szCs w:val="56"/>
+        </w:rPr>
         <w:br/>
+      </w:r>
+      <w:r>
+        <w:rPr>
+          <w:rStyle w:val="normaltextrun"/>
+          <w:rFonts w:ascii="Calibri" w:hAnsi="Calibri" w:cs="Calibri"/>
+          <w:b/>
+          <w:bCs/>
+          <w:sz w:val="56"/>
+          <w:szCs w:val="56"/>
+        </w:rPr>
         <w:br/>
-        <w:t>FALECIDO: {{nomeFal}}</w:t>
-        <w:br/>
-      </w:r>
-      <w:r>
-        <w:rPr>
-          <w:rStyle w:val="normaltextrun"/>
-          <w:rFonts w:ascii="Calibri" w:hAnsi="Calibri" w:cs="Calibri"/>
-          <w:b/>
-          <w:bCs/>
-          <w:sz w:val="56"/>
-          <w:szCs w:val="56"/>
-        </w:rPr>
-      </w:r>
-      <w:r>
-        <w:rPr>
-          <w:rStyle w:val="normaltextrun"/>
-          <w:rFonts w:ascii="Calibri" w:hAnsi="Calibri" w:cs="Calibri"/>
-          <w:b/>
-          <w:bCs/>
-          <w:sz w:val="56"/>
-          <w:szCs w:val="56"/>
-        </w:rPr>
-      </w:r>
-      <w:r>
-        <w:rPr>
-          <w:rStyle w:val="normaltextrun"/>
-          <w:rFonts w:ascii="Calibri" w:hAnsi="Calibri" w:cs="Calibri"/>
-          <w:b/>
-          <w:bCs/>
-          <w:sz w:val="56"/>
-          <w:szCs w:val="56"/>
-        </w:rPr>
-      </w:r>
-      <w:r>
-        <w:rPr>
-          <w:rStyle w:val="normaltextrun"/>
-          <w:rFonts w:ascii="Calibri" w:hAnsi="Calibri" w:cs="Calibri"/>
-          <w:b/>
-          <w:bCs/>
-          <w:sz w:val="56"/>
-          <w:szCs w:val="56"/>
-        </w:rPr>
-      </w:r>
-      <w:r>
-        <w:rPr>
-          <w:rStyle w:val="normaltextrun"/>
-          <w:rFonts w:ascii="Calibri" w:hAnsi="Calibri" w:cs="Calibri"/>
-          <w:b/>
-          <w:bCs/>
-          <w:sz w:val="56"/>
-          <w:szCs w:val="56"/>
-        </w:rPr>
-      </w:r>
-      <w:r>
-        <w:rPr>
-          <w:rStyle w:val="normaltextrun"/>
-          <w:rFonts w:ascii="Calibri" w:hAnsi="Calibri" w:cs="Calibri"/>
-          <w:b/>
-          <w:bCs/>
-          <w:sz w:val="56"/>
-          <w:szCs w:val="56"/>
-        </w:rPr>
-      </w:r>
-      <w:r>
-        <w:rPr>
-          <w:rStyle w:val="normaltextrun"/>
-          <w:rFonts w:ascii="Calibri" w:hAnsi="Calibri" w:cs="Calibri"/>
-          <w:b/>
-          <w:bCs/>
-          <w:sz w:val="56"/>
-          <w:szCs w:val="56"/>
-        </w:rPr>
-      </w:r>
-      <w:r>
-        <w:rPr>
-          <w:rStyle w:val="normaltextrun"/>
-          <w:rFonts w:ascii="Calibri" w:hAnsi="Calibri" w:cs="Calibri"/>
-          <w:b/>
-          <w:bCs/>
-          <w:sz w:val="56"/>
-          <w:szCs w:val="56"/>
-        </w:rPr>
-      </w:r>
-      <w:r>
-        <w:rPr>
-          <w:rStyle w:val="normaltextrun"/>
-          <w:rFonts w:ascii="Calibri" w:hAnsi="Calibri" w:cs="Calibri"/>
-          <w:b/>
-          <w:bCs/>
-          <w:sz w:val="56"/>
-          <w:szCs w:val="56"/>
-        </w:rPr>
-      </w:r>
-      <w:r>
-        <w:rPr>
-          <w:rStyle w:val="normaltextrun"/>
-          <w:rFonts w:ascii="Calibri" w:hAnsi="Calibri" w:cs="Calibri"/>
-          <w:b/>
-          <w:bCs/>
-          <w:sz w:val="56"/>
-          <w:szCs w:val="56"/>
-        </w:rPr>
-      </w:r>
-      <w:r>
-        <w:rPr>
-          <w:rStyle w:val="normaltextrun"/>
-          <w:rFonts w:ascii="Calibri" w:hAnsi="Calibri" w:cs="Calibri"/>
-          <w:b/>
-          <w:bCs/>
-          <w:sz w:val="56"/>
-          <w:szCs w:val="56"/>
-        </w:rPr>
-      </w:r>
-      <w:r>
-        <w:rPr>
-          <w:rStyle w:val="normaltextrun"/>
-          <w:rFonts w:ascii="Calibri" w:hAnsi="Calibri" w:cs="Calibri"/>
-          <w:b/>
-          <w:bCs/>
-          <w:sz w:val="56"/>
-          <w:szCs w:val="56"/>
-        </w:rPr>
-      </w:r>
-      <w:r>
-        <w:rPr>
-          <w:rStyle w:val="normaltextrun"/>
-          <w:rFonts w:ascii="Calibri" w:hAnsi="Calibri" w:cs="Calibri"/>
-          <w:b/>
-          <w:bCs/>
-          <w:sz w:val="56"/>
-          <w:szCs w:val="56"/>
-        </w:rPr>
-      </w:r>
-      <w:r>
-        <w:rPr>
-          <w:rStyle w:val="normaltextrun"/>
-          <w:rFonts w:ascii="Calibri" w:hAnsi="Calibri" w:cs="Calibri"/>
-          <w:b/>
-          <w:bCs/>
-          <w:sz w:val="56"/>
-          <w:szCs w:val="56"/>
-        </w:rPr>
-      </w:r>
-      <w:r>
-        <w:rPr>
-          <w:rStyle w:val="normaltextrun"/>
-          <w:rFonts w:ascii="Calibri" w:hAnsi="Calibri" w:cs="Calibri"/>
-          <w:b/>
-          <w:bCs/>
-          <w:sz w:val="56"/>
-          <w:szCs w:val="56"/>
-        </w:rPr>
-      </w:r>
-      <w:r>
-        <w:rPr>
-          <w:rStyle w:val="normaltextrun"/>
-          <w:rFonts w:ascii="Calibri" w:hAnsi="Calibri" w:cs="Calibri"/>
-          <w:b/>
-          <w:bCs/>
-          <w:sz w:val="56"/>
-          <w:szCs w:val="56"/>
-        </w:rPr>
-      </w:r>
-      <w:r>
-        <w:rPr>
-          <w:rStyle w:val="normaltextrun"/>
-          <w:rFonts w:ascii="Calibri" w:hAnsi="Calibri" w:cs="Calibri"/>
-          <w:b/>
-          <w:bCs/>
-          <w:sz w:val="56"/>
-          <w:szCs w:val="56"/>
-        </w:rPr>
+      </w:r>
+      <w:r>
+        <w:rPr>
+          <w:rStyle w:val="normaltextrun"/>
+          <w:rFonts w:ascii="Calibri" w:hAnsi="Calibri" w:cs="Calibri"/>
+          <w:b/>
+          <w:bCs/>
+          <w:sz w:val="56"/>
+          <w:szCs w:val="56"/>
+        </w:rPr>
+        <w:t>FALECIDO:</w:t>
+      </w:r>
+      <w:r>
+        <w:rPr>
+          <w:rStyle w:val="normaltextrun"/>
+          <w:rFonts w:ascii="Calibri" w:hAnsi="Calibri" w:cs="Calibri"/>
+          <w:b/>
+          <w:bCs/>
+          <w:sz w:val="56"/>
+          <w:szCs w:val="56"/>
+        </w:rPr>
+        <w:t xml:space="preserve"> </w:t>
       </w:r>
       <w:r>
         <w:rPr>
@@ -212,22 +222,12 @@
           <w:bCs/>
           <w:color w:val="000000"/>
           <w:kern w:val="0"/>
-          <w:sz w:val="48"/>
-          <w:szCs w:val="48"/>
+          <w:sz w:val="56"/>
+          <w:szCs w:val="56"/>
           <w:lang w:eastAsia="pt-BR"/>
           <w14:ligatures w14:val="none"/>
         </w:rPr>
-      </w:r>
-      <w:r>
-        <w:rPr>
-          <w:rStyle w:val="normaltextrun"/>
-          <w:rFonts w:ascii="Calibri" w:hAnsi="Calibri" w:cs="Calibri"/>
-          <w:b/>
-          <w:bCs/>
-          <w:color w:val="000000" w:themeColor="text1"/>
-          <w:sz w:val="56"/>
-          <w:szCs w:val="56"/>
-        </w:rPr>
+        <w:t>{{nomeFal}}</w:t>
       </w:r>
     </w:p>
     <w:p>
@@ -246,116 +246,138 @@
           <w:rFonts w:ascii="Calibri" w:hAnsi="Calibri" w:cs="Calibri"/>
           <w:b/>
           <w:bCs/>
-          <w:sz w:val="18"/>
-          <w:szCs w:val="18"/>
-        </w:rPr>
-        <w:t>HORÁRIO DO VELÓRIO: {{inicio}} às {{fim}}</w:t>
-      </w:r>
-      <w:r>
-        <w:rPr>
-          <w:rStyle w:val="normaltextrun"/>
-          <w:rFonts w:ascii="Calibri" w:hAnsi="Calibri" w:cs="Calibri"/>
-          <w:b/>
-          <w:bCs/>
-          <w:sz w:val="56"/>
-          <w:szCs w:val="56"/>
-        </w:rPr>
-      </w:r>
-      <w:r>
-        <w:rPr>
-          <w:rStyle w:val="normaltextrun"/>
-          <w:rFonts w:ascii="Calibri" w:hAnsi="Calibri" w:cs="Calibri"/>
-          <w:sz w:val="56"/>
-          <w:szCs w:val="56"/>
-        </w:rPr>
-      </w:r>
-      <w:r>
-        <w:rPr>
-          <w:rStyle w:val="normaltextrun"/>
-          <w:rFonts w:ascii="Calibri" w:hAnsi="Calibri" w:cs="Calibri"/>
-          <w:sz w:val="56"/>
-          <w:szCs w:val="56"/>
-        </w:rPr>
-      </w:r>
-      <w:r>
-        <w:rPr>
-          <w:rStyle w:val="normaltextrun"/>
-          <w:rFonts w:ascii="Calibri" w:hAnsi="Calibri" w:cs="Calibri"/>
-          <w:sz w:val="56"/>
-          <w:szCs w:val="56"/>
-        </w:rPr>
-      </w:r>
-      <w:r>
-        <w:rPr>
-          <w:rStyle w:val="normaltextrun"/>
-          <w:rFonts w:ascii="Calibri" w:hAnsi="Calibri" w:cs="Calibri"/>
-          <w:sz w:val="56"/>
-          <w:szCs w:val="56"/>
-        </w:rPr>
-      </w:r>
-      <w:r>
-        <w:rPr>
-          <w:rStyle w:val="normaltextrun"/>
-          <w:rFonts w:ascii="Calibri" w:hAnsi="Calibri" w:cs="Calibri"/>
-          <w:sz w:val="56"/>
-          <w:szCs w:val="56"/>
-        </w:rPr>
-      </w:r>
-      <w:r>
-        <w:rPr>
-          <w:rStyle w:val="normaltextrun"/>
-          <w:rFonts w:ascii="Calibri" w:hAnsi="Calibri" w:cs="Calibri"/>
-          <w:sz w:val="56"/>
-          <w:szCs w:val="56"/>
-        </w:rPr>
-      </w:r>
-      <w:r>
-        <w:rPr>
-          <w:rStyle w:val="normaltextrun"/>
-          <w:rFonts w:ascii="Calibri" w:hAnsi="Calibri" w:cs="Calibri"/>
-          <w:sz w:val="56"/>
-          <w:szCs w:val="56"/>
-        </w:rPr>
-      </w:r>
-      <w:r>
-        <w:rPr>
-          <w:rStyle w:val="normaltextrun"/>
-          <w:rFonts w:ascii="Calibri" w:hAnsi="Calibri" w:cs="Calibri"/>
-          <w:sz w:val="56"/>
-          <w:szCs w:val="56"/>
-        </w:rPr>
-      </w:r>
-      <w:r>
-        <w:rPr>
-          <w:rStyle w:val="normaltextrun"/>
-          <w:rFonts w:ascii="Calibri" w:hAnsi="Calibri" w:cs="Calibri"/>
-          <w:sz w:val="56"/>
-          <w:szCs w:val="56"/>
-        </w:rPr>
-      </w:r>
-      <w:r>
-        <w:rPr>
-          <w:rStyle w:val="normaltextrun"/>
-          <w:rFonts w:ascii="Calibri" w:hAnsi="Calibri" w:cs="Calibri"/>
-          <w:sz w:val="56"/>
-          <w:szCs w:val="56"/>
-        </w:rPr>
-      </w:r>
-      <w:r>
-        <w:rPr>
-          <w:rStyle w:val="normaltextrun"/>
-          <w:rFonts w:ascii="Calibri" w:hAnsi="Calibri" w:cs="Calibri"/>
-          <w:sz w:val="56"/>
-          <w:szCs w:val="56"/>
-        </w:rPr>
-      </w:r>
-      <w:r>
-        <w:rPr>
-          <w:rStyle w:val="normaltextrun"/>
-          <w:rFonts w:ascii="Calibri" w:hAnsi="Calibri" w:cs="Calibri"/>
-          <w:sz w:val="56"/>
-          <w:szCs w:val="56"/>
-        </w:rPr>
+          <w:sz w:val="56"/>
+          <w:szCs w:val="56"/>
+        </w:rPr>
+        <w:t>H</w:t>
+      </w:r>
+      <w:r>
+        <w:rPr>
+          <w:rStyle w:val="normaltextrun"/>
+          <w:rFonts w:ascii="Calibri" w:hAnsi="Calibri" w:cs="Calibri"/>
+          <w:b/>
+          <w:bCs/>
+          <w:sz w:val="56"/>
+          <w:szCs w:val="56"/>
+        </w:rPr>
+        <w:t>ORÁRIO DO VELÓRIO</w:t>
+      </w:r>
+      <w:r>
+        <w:rPr>
+          <w:rStyle w:val="normaltextrun"/>
+          <w:rFonts w:ascii="Calibri" w:hAnsi="Calibri" w:cs="Calibri"/>
+          <w:sz w:val="56"/>
+          <w:szCs w:val="56"/>
+        </w:rPr>
+        <w:t>:</w:t>
+      </w:r>
+      <w:r>
+        <w:rPr>
+          <w:rStyle w:val="normaltextrun"/>
+          <w:rFonts w:ascii="Calibri" w:hAnsi="Calibri" w:cs="Calibri"/>
+          <w:sz w:val="56"/>
+          <w:szCs w:val="56"/>
+        </w:rPr>
+        <w:t xml:space="preserve"> </w:t>
+      </w:r>
+      <w:r>
+        <w:rPr>
+          <w:rStyle w:val="normaltextrun"/>
+          <w:rFonts w:ascii="Calibri" w:hAnsi="Calibri" w:cs="Calibri"/>
+          <w:sz w:val="56"/>
+          <w:szCs w:val="56"/>
+        </w:rPr>
+        <w:t>{{inicio}}</w:t>
+      </w:r>
+      <w:r>
+        <w:rPr>
+          <w:rStyle w:val="normaltextrun"/>
+          <w:rFonts w:ascii="Calibri" w:hAnsi="Calibri" w:cs="Calibri"/>
+          <w:sz w:val="56"/>
+          <w:szCs w:val="56"/>
+        </w:rPr>
+        <w:t/>
+      </w:r>
+      <w:r>
+        <w:rPr>
+          <w:rStyle w:val="normaltextrun"/>
+          <w:rFonts w:ascii="Calibri" w:hAnsi="Calibri" w:cs="Calibri"/>
+          <w:sz w:val="56"/>
+          <w:szCs w:val="56"/>
+        </w:rPr>
+        <w:t/>
+      </w:r>
+      <w:r>
+        <w:rPr>
+          <w:rStyle w:val="normaltextrun"/>
+          <w:rFonts w:ascii="Calibri" w:hAnsi="Calibri" w:cs="Calibri"/>
+          <w:sz w:val="56"/>
+          <w:szCs w:val="56"/>
+        </w:rPr>
+        <w:t xml:space="preserve"> </w:t>
+      </w:r>
+      <w:r>
+        <w:rPr>
+          <w:rStyle w:val="normaltextrun"/>
+          <w:rFonts w:ascii="Calibri" w:hAnsi="Calibri" w:cs="Calibri"/>
+          <w:sz w:val="56"/>
+          <w:szCs w:val="56"/>
+        </w:rPr>
+        <w:t xml:space="preserve">às </w:t>
+      </w:r>
+      <w:r>
+        <w:rPr>
+          <w:rStyle w:val="normaltextrun"/>
+          <w:rFonts w:ascii="Calibri" w:hAnsi="Calibri" w:cs="Calibri"/>
+          <w:sz w:val="56"/>
+          <w:szCs w:val="56"/>
+        </w:rPr>
+        <w:t>{{fim}}</w:t>
+      </w:r>
+      <w:r>
+        <w:rPr>
+          <w:rStyle w:val="normaltextrun"/>
+          <w:rFonts w:ascii="Calibri" w:hAnsi="Calibri" w:cs="Calibri"/>
+          <w:sz w:val="56"/>
+          <w:szCs w:val="56"/>
+        </w:rPr>
+        <w:t/>
+      </w:r>
+      <w:r>
+        <w:rPr>
+          <w:rStyle w:val="normaltextrun"/>
+          <w:rFonts w:ascii="Calibri" w:hAnsi="Calibri" w:cs="Calibri"/>
+          <w:sz w:val="56"/>
+          <w:szCs w:val="56"/>
+        </w:rPr>
+        <w:t/>
+      </w:r>
+      <w:r>
+        <w:rPr>
+          <w:rStyle w:val="normaltextrun"/>
+          <w:rFonts w:ascii="Calibri" w:hAnsi="Calibri" w:cs="Calibri"/>
+          <w:sz w:val="56"/>
+          <w:szCs w:val="56"/>
+        </w:rPr>
+        <w:t/>
+      </w:r>
+      <w:r>
+        <w:rPr>
+          <w:rStyle w:val="normaltextrun"/>
+          <w:rFonts w:ascii="Calibri" w:hAnsi="Calibri" w:cs="Calibri"/>
+          <w:sz w:val="56"/>
+          <w:szCs w:val="56"/>
+        </w:rPr>
+        <w:t/>
+      </w:r>
+      <w:r>
+        <w:rPr>
+          <w:rStyle w:val="normaltextrun"/>
+          <w:rFonts w:ascii="Calibri" w:hAnsi="Calibri" w:cs="Calibri"/>
+          <w:sz w:val="56"/>
+          <w:szCs w:val="56"/>
+        </w:rPr>
+        <w:br/>
       </w:r>
     </w:p>
     <w:p>
@@ -631,10 +653,6 @@
     <w:sectPr>
       <w:headerReference w:type="default" r:id="rId13"/>
       <w:footerReference w:type="default" r:id="rId14"/>
-      <w:headerReference w:type="first" r:id="rId17"/>
-      <w:headerReference w:type="even" r:id="rId18"/>
-      <w:footerReference w:type="first" r:id="rId19"/>
-      <w:footerReference w:type="even" r:id="rId20"/>
       <w:pgSz w:w="16838" w:h="11906" w:orient="landscape"/>
       <w:pgMar w:top="1701" w:right="1417" w:bottom="1701" w:left="1417" w:header="708" w:footer="708" w:gutter="0"/>
       <w:cols w:space="708"/>
@@ -645,7 +663,7 @@
 </file>
 
 <file path=word/endnotes.xml><?xml version="1.0" encoding="utf-8"?>
-<w:endnotes xmlns:wpc="http://schemas.microsoft.com/office/word/2010/wordprocessingCanvas" xmlns:cx="http://schemas.microsoft.com/office/drawing/2014/chartex" xmlns:cx1="http://schemas.microsoft.com/office/drawing/2015/9/8/chartex" xmlns:cx2="http://schemas.microsoft.com/office/drawing/2015/10/21/chartex" xmlns:cx3="http://schemas.microsoft.com/office/drawing/2016/5/9/chartex" xmlns:cx4="http://schemas.microsoft.com/office/drawing/2016/5/10/chartex" xmlns:cx5="http://schemas.microsoft.com/office/drawing/2016/5/11/chartex" xmlns:cx6="http://schemas.microsoft.com/office/drawing/2016/5/12/chartex" xmlns:cx7="http://schemas.microsoft.com/office/drawing/2016/5/13/chartex" xmlns:cx8="http://schemas.microsoft.com/office/drawing/2016/5/14/chartex" xmlns:mc="http://schemas.openxmlformats.org/markup-compatibility/2006" xmlns:aink="http://schemas.microsoft.com/office/drawing/2016/ink" xmlns:am3d="http://schemas.microsoft.com/office/drawing/2017/model3d" xmlns:o="urn:schemas-microsoft-com:office:office" xmlns:oel="http://schemas.microsoft.com/office/2019/extlst" xmlns:r="http://schemas.openxmlformats.org/officeDocument/2006/relationships" xmlns:m="http://schemas.openxmlformats.org/officeDocument/2006/math" xmlns:v="urn:schemas-microsoft-com:vml" xmlns:wp14="http://schemas.microsoft.com/office/word/2010/wordprocessingDrawing" xmlns:wp="http://schemas.openxmlformats.org/drawingml/2006/wordprocessingDrawing" xmlns:w10="urn:schemas-microsoft-com:office:word" xmlns:w="http://schemas.openxmlformats.org/wordprocessingml/2006/main" xmlns:w14="http://schemas.microsoft.com/office/word/2010/wordml" xmlns:w15="http://schemas.microsoft.com/office/word/2012/wordml" xmlns:w16cex="http://schemas.microsoft.com/office/word/2018/wordml/cex" xmlns:w16cid="http://schemas.microsoft.com/office/word/2016/wordml/cid" xmlns:w16="http://schemas.microsoft.com/office/word/2018/wordml" xmlns:w16du="http://schemas.microsoft.com/office/word/2023/wordml/word16du" xmlns:w16sdtdh="http://schemas.microsoft.com/office/word/2020/wordml/sdtdatahash" xmlns:w16sdtfl="http://schemas.microsoft.com/office/word/2024/wordml/sdtformatlock" xmlns:w16se="http://schemas.microsoft.com/office/word/2015/wordml/symex" xmlns:wpg="http://schemas.microsoft.com/office/word/2010/wordprocessingGroup" xmlns:wpi="http://schemas.microsoft.com/office/word/2010/wordprocessingInk" xmlns:wne="http://schemas.microsoft.com/office/word/2006/wordml" xmlns:wps="http://schemas.microsoft.com/office/word/2010/wordprocessingShape" mc:Ignorable="w14 w15 w16se w16cid w16 w16cex w16sdtdh w16sdtfl w16du wp14">
+<w:endnotes xmlns:wpc="http://schemas.microsoft.com/office/word/2010/wordprocessingCanvas" xmlns:cx="http://schemas.microsoft.com/office/drawing/2014/chartex" xmlns:cx1="http://schemas.microsoft.com/office/drawing/2015/9/8/chartex" xmlns:cx2="http://schemas.microsoft.com/office/drawing/2015/10/21/chartex" xmlns:cx3="http://schemas.microsoft.com/office/drawing/2016/5/9/chartex" xmlns:cx4="http://schemas.microsoft.com/office/drawing/2016/5/10/chartex" xmlns:cx5="http://schemas.microsoft.com/office/drawing/2016/5/11/chartex" xmlns:cx6="http://schemas.microsoft.com/office/drawing/2016/5/12/chartex" xmlns:cx7="http://schemas.microsoft.com/office/drawing/2016/5/13/chartex" xmlns:cx8="http://schemas.microsoft.com/office/drawing/2016/5/14/chartex" xmlns:mc="http://schemas.openxmlformats.org/markup-compatibility/2006" xmlns:aink="http://schemas.microsoft.com/office/drawing/2016/ink" xmlns:am3d="http://schemas.microsoft.com/office/drawing/2017/model3d" xmlns:o="urn:schemas-microsoft-com:office:office" xmlns:oel="http://schemas.microsoft.com/office/2019/extlst" xmlns:r="http://schemas.openxmlformats.org/officeDocument/2006/relationships" xmlns:m="http://schemas.openxmlformats.org/officeDocument/2006/math" xmlns:v="urn:schemas-microsoft-com:vml" xmlns:wp14="http://schemas.microsoft.com/office/word/2010/wordprocessingDrawing" xmlns:wp="http://schemas.openxmlformats.org/drawingml/2006/wordprocessingDrawing" xmlns:w10="urn:schemas-microsoft-com:office:word" xmlns:w="http://schemas.openxmlformats.org/wordprocessingml/2006/main" xmlns:w14="http://schemas.microsoft.com/office/word/2010/wordml" xmlns:w15="http://schemas.microsoft.com/office/word/2012/wordml" xmlns:w16cex="http://schemas.microsoft.com/office/word/2018/wordml/cex" xmlns:w16cid="http://schemas.microsoft.com/office/word/2016/wordml/cid" xmlns:w16="http://schemas.microsoft.com/office/word/2018/wordml" xmlns:w16sdtdh="http://schemas.microsoft.com/office/word/2020/wordml/sdtdatahash" xmlns:w16se="http://schemas.microsoft.com/office/word/2015/wordml/symex" xmlns:wpg="http://schemas.microsoft.com/office/word/2010/wordprocessingGroup" xmlns:wpi="http://schemas.microsoft.com/office/word/2010/wordprocessingInk" xmlns:wne="http://schemas.microsoft.com/office/word/2006/wordml" xmlns:wps="http://schemas.microsoft.com/office/word/2010/wordprocessingShape" mc:Ignorable="w14 w15 w16se w16cid w16 w16cex w16sdtdh wp14">
   <w:endnote w:type="separator" w:id="-1">
     <w:p>
       <w:pPr>
@@ -670,7 +688,7 @@
 </file>
 
 <file path=word/footer1.xml><?xml version="1.0" encoding="utf-8"?>
-<w:ftr xmlns:wpc="http://schemas.microsoft.com/office/word/2010/wordprocessingCanvas" xmlns:cx="http://schemas.microsoft.com/office/drawing/2014/chartex" xmlns:cx1="http://schemas.microsoft.com/office/drawing/2015/9/8/chartex" xmlns:cx2="http://schemas.microsoft.com/office/drawing/2015/10/21/chartex" xmlns:cx3="http://schemas.microsoft.com/office/drawing/2016/5/9/chartex" xmlns:cx4="http://schemas.microsoft.com/office/drawing/2016/5/10/chartex" xmlns:cx5="http://schemas.microsoft.com/office/drawing/2016/5/11/chartex" xmlns:cx6="http://schemas.microsoft.com/office/drawing/2016/5/12/chartex" xmlns:cx7="http://schemas.microsoft.com/office/drawing/2016/5/13/chartex" xmlns:cx8="http://schemas.microsoft.com/office/drawing/2016/5/14/chartex" xmlns:mc="http://schemas.openxmlformats.org/markup-compatibility/2006" xmlns:aink="http://schemas.microsoft.com/office/drawing/2016/ink" xmlns:am3d="http://schemas.microsoft.com/office/drawing/2017/model3d" xmlns:o="urn:schemas-microsoft-com:office:office" xmlns:oel="http://schemas.microsoft.com/office/2019/extlst" xmlns:r="http://schemas.openxmlformats.org/officeDocument/2006/relationships" xmlns:m="http://schemas.openxmlformats.org/officeDocument/2006/math" xmlns:v="urn:schemas-microsoft-com:vml" xmlns:wp14="http://schemas.microsoft.com/office/word/2010/wordprocessingDrawing" xmlns:wp="http://schemas.openxmlformats.org/drawingml/2006/wordprocessingDrawing" xmlns:w10="urn:schemas-microsoft-com:office:word" xmlns:w="http://schemas.openxmlformats.org/wordprocessingml/2006/main" xmlns:w14="http://schemas.microsoft.com/office/word/2010/wordml" xmlns:w15="http://schemas.microsoft.com/office/word/2012/wordml" xmlns:w16cex="http://schemas.microsoft.com/office/word/2018/wordml/cex" xmlns:w16cid="http://schemas.microsoft.com/office/word/2016/wordml/cid" xmlns:w16="http://schemas.microsoft.com/office/word/2018/wordml" xmlns:w16du="http://schemas.microsoft.com/office/word/2023/wordml/word16du" xmlns:w16sdtdh="http://schemas.microsoft.com/office/word/2020/wordml/sdtdatahash" xmlns:w16sdtfl="http://schemas.microsoft.com/office/word/2024/wordml/sdtformatlock" xmlns:w16se="http://schemas.microsoft.com/office/word/2015/wordml/symex" xmlns:wpg="http://schemas.microsoft.com/office/word/2010/wordprocessingGroup" xmlns:wpi="http://schemas.microsoft.com/office/word/2010/wordprocessingInk" xmlns:wne="http://schemas.microsoft.com/office/word/2006/wordml" xmlns:wps="http://schemas.microsoft.com/office/word/2010/wordprocessingShape" mc:Ignorable="w14 w15 w16se w16cid w16 w16cex w16sdtdh w16sdtfl w16du wp14">
+<w:ftr xmlns:wpc="http://schemas.microsoft.com/office/word/2010/wordprocessingCanvas" xmlns:cx="http://schemas.microsoft.com/office/drawing/2014/chartex" xmlns:cx1="http://schemas.microsoft.com/office/drawing/2015/9/8/chartex" xmlns:cx2="http://schemas.microsoft.com/office/drawing/2015/10/21/chartex" xmlns:cx3="http://schemas.microsoft.com/office/drawing/2016/5/9/chartex" xmlns:cx4="http://schemas.microsoft.com/office/drawing/2016/5/10/chartex" xmlns:cx5="http://schemas.microsoft.com/office/drawing/2016/5/11/chartex" xmlns:cx6="http://schemas.microsoft.com/office/drawing/2016/5/12/chartex" xmlns:cx7="http://schemas.microsoft.com/office/drawing/2016/5/13/chartex" xmlns:cx8="http://schemas.microsoft.com/office/drawing/2016/5/14/chartex" xmlns:mc="http://schemas.openxmlformats.org/markup-compatibility/2006" xmlns:aink="http://schemas.microsoft.com/office/drawing/2016/ink" xmlns:am3d="http://schemas.microsoft.com/office/drawing/2017/model3d" xmlns:o="urn:schemas-microsoft-com:office:office" xmlns:oel="http://schemas.microsoft.com/office/2019/extlst" xmlns:r="http://schemas.openxmlformats.org/officeDocument/2006/relationships" xmlns:m="http://schemas.openxmlformats.org/officeDocument/2006/math" xmlns:v="urn:schemas-microsoft-com:vml" xmlns:wp14="http://schemas.microsoft.com/office/word/2010/wordprocessingDrawing" xmlns:wp="http://schemas.openxmlformats.org/drawingml/2006/wordprocessingDrawing" xmlns:w10="urn:schemas-microsoft-com:office:word" xmlns:w="http://schemas.openxmlformats.org/wordprocessingml/2006/main" xmlns:w14="http://schemas.microsoft.com/office/word/2010/wordml" xmlns:w15="http://schemas.microsoft.com/office/word/2012/wordml" xmlns:w16cex="http://schemas.microsoft.com/office/word/2018/wordml/cex" xmlns:w16cid="http://schemas.microsoft.com/office/word/2016/wordml/cid" xmlns:w16="http://schemas.microsoft.com/office/word/2018/wordml" xmlns:w16sdtdh="http://schemas.microsoft.com/office/word/2020/wordml/sdtdatahash" xmlns:w16se="http://schemas.microsoft.com/office/word/2015/wordml/symex" xmlns:wpg="http://schemas.microsoft.com/office/word/2010/wordprocessingGroup" xmlns:wpi="http://schemas.microsoft.com/office/word/2010/wordprocessingInk" xmlns:wne="http://schemas.microsoft.com/office/word/2006/wordml" xmlns:wps="http://schemas.microsoft.com/office/word/2010/wordprocessingShape" mc:Ignorable="w14 w15 w16se w16cid w16 w16cex w16sdtdh wp14">
   <w:p>
     <w:pPr>
       <w:pBdr>
@@ -763,7 +781,7 @@
             </wp:anchor>
           </w:drawing>
         </mc:Choice>
-        <mc:Fallback>
+        <mc:Fallback xmlns:w16sdtfl="http://schemas.microsoft.com/office/word/2024/wordml/sdtformatlock" xmlns:w16du="http://schemas.microsoft.com/office/word/2023/wordml/word16du">
           <w:pict>
             <v:line w14:anchorId="17E0FE34" id="Conector reto 1" o:spid="_x0000_s1026" style="position:absolute;z-index:251658240;visibility:visible;mso-wrap-style:square;mso-width-percent:0;mso-height-percent:0;mso-wrap-distance-left:9pt;mso-wrap-distance-top:-6e-5mm;mso-wrap-distance-right:9pt;mso-wrap-distance-bottom:-6e-5mm;mso-position-horizontal:absolute;mso-position-horizontal-relative:text;mso-position-vertical:absolute;mso-position-vertical-relative:text;mso-width-percent:0;mso-height-percent:0;mso-width-relative:page;mso-height-relative:page" from="-1.05pt,-1.15pt" to="463.2pt,-1.15pt" o:gfxdata="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" strokecolor="#1f4d78 [1608]" strokeweight="3.5pt">
               <v:stroke joinstyle="miter"/>
@@ -814,28 +832,8 @@
 </w:ftr>
 </file>
 
-<file path=word/footer2.xml><?xml version="1.0" encoding="utf-8"?>
-<w:ftr xmlns:m="http://schemas.openxmlformats.org/officeDocument/2006/math" xmlns:mc="http://schemas.openxmlformats.org/markup-compatibility/2006" xmlns:mo="http://schemas.microsoft.com/office/mac/office/2008/main" xmlns:mv="urn:schemas-microsoft-com:mac:vml" xmlns:o="urn:schemas-microsoft-com:office:office" xmlns:r="http://schemas.openxmlformats.org/officeDocument/2006/relationships" xmlns:v="urn:schemas-microsoft-com:vml" xmlns:w10="urn:schemas-microsoft-com:office:word" xmlns:w14="http://schemas.microsoft.com/office/word/2010/wordml" xmlns:w="http://schemas.openxmlformats.org/wordprocessingml/2006/main" xmlns:wne="http://schemas.microsoft.com/office/word/2006/wordml" xmlns:wp14="http://schemas.microsoft.com/office/word/2010/wordprocessingDrawing" xmlns:wp="http://schemas.openxmlformats.org/drawingml/2006/wordprocessingDrawing" xmlns:wpc="http://schemas.microsoft.com/office/word/2010/wordprocessingCanvas" xmlns:wpg="http://schemas.microsoft.com/office/word/2010/wordprocessingGroup" xmlns:wpi="http://schemas.microsoft.com/office/word/2010/wordprocessingInk" xmlns:wps="http://schemas.microsoft.com/office/word/2010/wordprocessingShape" mc:Ignorable="w14 wp14">
-  <w:p>
-    <w:pPr>
-      <w:pStyle w:val="Footer"/>
-    </w:pPr>
-  </w:p>
-</w:ftr>
-</file>
-
-<file path=word/footer3.xml><?xml version="1.0" encoding="utf-8"?>
-<w:ftr xmlns:m="http://schemas.openxmlformats.org/officeDocument/2006/math" xmlns:mc="http://schemas.openxmlformats.org/markup-compatibility/2006" xmlns:mo="http://schemas.microsoft.com/office/mac/office/2008/main" xmlns:mv="urn:schemas-microsoft-com:mac:vml" xmlns:o="urn:schemas-microsoft-com:office:office" xmlns:r="http://schemas.openxmlformats.org/officeDocument/2006/relationships" xmlns:v="urn:schemas-microsoft-com:vml" xmlns:w10="urn:schemas-microsoft-com:office:word" xmlns:w14="http://schemas.microsoft.com/office/word/2010/wordml" xmlns:w="http://schemas.openxmlformats.org/wordprocessingml/2006/main" xmlns:wne="http://schemas.microsoft.com/office/word/2006/wordml" xmlns:wp14="http://schemas.microsoft.com/office/word/2010/wordprocessingDrawing" xmlns:wp="http://schemas.openxmlformats.org/drawingml/2006/wordprocessingDrawing" xmlns:wpc="http://schemas.microsoft.com/office/word/2010/wordprocessingCanvas" xmlns:wpg="http://schemas.microsoft.com/office/word/2010/wordprocessingGroup" xmlns:wpi="http://schemas.microsoft.com/office/word/2010/wordprocessingInk" xmlns:wps="http://schemas.microsoft.com/office/word/2010/wordprocessingShape" mc:Ignorable="w14 wp14">
-  <w:p>
-    <w:pPr>
-      <w:pStyle w:val="Footer"/>
-    </w:pPr>
-  </w:p>
-</w:ftr>
-</file>
-
 <file path=word/footnotes.xml><?xml version="1.0" encoding="utf-8"?>
-<w:footnotes xmlns:wpc="http://schemas.microsoft.com/office/word/2010/wordprocessingCanvas" xmlns:cx="http://schemas.microsoft.com/office/drawing/2014/chartex" xmlns:cx1="http://schemas.microsoft.com/office/drawing/2015/9/8/chartex" xmlns:cx2="http://schemas.microsoft.com/office/drawing/2015/10/21/chartex" xmlns:cx3="http://schemas.microsoft.com/office/drawing/2016/5/9/chartex" xmlns:cx4="http://schemas.microsoft.com/office/drawing/2016/5/10/chartex" xmlns:cx5="http://schemas.microsoft.com/office/drawing/2016/5/11/chartex" xmlns:cx6="http://schemas.microsoft.com/office/drawing/2016/5/12/chartex" xmlns:cx7="http://schemas.microsoft.com/office/drawing/2016/5/13/chartex" xmlns:cx8="http://schemas.microsoft.com/office/drawing/2016/5/14/chartex" xmlns:mc="http://schemas.openxmlformats.org/markup-compatibility/2006" xmlns:aink="http://schemas.microsoft.com/office/drawing/2016/ink" xmlns:am3d="http://schemas.microsoft.com/office/drawing/2017/model3d" xmlns:o="urn:schemas-microsoft-com:office:office" xmlns:oel="http://schemas.microsoft.com/office/2019/extlst" xmlns:r="http://schemas.openxmlformats.org/officeDocument/2006/relationships" xmlns:m="http://schemas.openxmlformats.org/officeDocument/2006/math" xmlns:v="urn:schemas-microsoft-com:vml" xmlns:wp14="http://schemas.microsoft.com/office/word/2010/wordprocessingDrawing" xmlns:wp="http://schemas.openxmlformats.org/drawingml/2006/wordprocessingDrawing" xmlns:w10="urn:schemas-microsoft-com:office:word" xmlns:w="http://schemas.openxmlformats.org/wordprocessingml/2006/main" xmlns:w14="http://schemas.microsoft.com/office/word/2010/wordml" xmlns:w15="http://schemas.microsoft.com/office/word/2012/wordml" xmlns:w16cex="http://schemas.microsoft.com/office/word/2018/wordml/cex" xmlns:w16cid="http://schemas.microsoft.com/office/word/2016/wordml/cid" xmlns:w16="http://schemas.microsoft.com/office/word/2018/wordml" xmlns:w16du="http://schemas.microsoft.com/office/word/2023/wordml/word16du" xmlns:w16sdtdh="http://schemas.microsoft.com/office/word/2020/wordml/sdtdatahash" xmlns:w16sdtfl="http://schemas.microsoft.com/office/word/2024/wordml/sdtformatlock" xmlns:w16se="http://schemas.microsoft.com/office/word/2015/wordml/symex" xmlns:wpg="http://schemas.microsoft.com/office/word/2010/wordprocessingGroup" xmlns:wpi="http://schemas.microsoft.com/office/word/2010/wordprocessingInk" xmlns:wne="http://schemas.microsoft.com/office/word/2006/wordml" xmlns:wps="http://schemas.microsoft.com/office/word/2010/wordprocessingShape" mc:Ignorable="w14 w15 w16se w16cid w16 w16cex w16sdtdh w16sdtfl w16du wp14">
+<w:footnotes xmlns:wpc="http://schemas.microsoft.com/office/word/2010/wordprocessingCanvas" xmlns:cx="http://schemas.microsoft.com/office/drawing/2014/chartex" xmlns:cx1="http://schemas.microsoft.com/office/drawing/2015/9/8/chartex" xmlns:cx2="http://schemas.microsoft.com/office/drawing/2015/10/21/chartex" xmlns:cx3="http://schemas.microsoft.com/office/drawing/2016/5/9/chartex" xmlns:cx4="http://schemas.microsoft.com/office/drawing/2016/5/10/chartex" xmlns:cx5="http://schemas.microsoft.com/office/drawing/2016/5/11/chartex" xmlns:cx6="http://schemas.microsoft.com/office/drawing/2016/5/12/chartex" xmlns:cx7="http://schemas.microsoft.com/office/drawing/2016/5/13/chartex" xmlns:cx8="http://schemas.microsoft.com/office/drawing/2016/5/14/chartex" xmlns:mc="http://schemas.openxmlformats.org/markup-compatibility/2006" xmlns:aink="http://schemas.microsoft.com/office/drawing/2016/ink" xmlns:am3d="http://schemas.microsoft.com/office/drawing/2017/model3d" xmlns:o="urn:schemas-microsoft-com:office:office" xmlns:oel="http://schemas.microsoft.com/office/2019/extlst" xmlns:r="http://schemas.openxmlformats.org/officeDocument/2006/relationships" xmlns:m="http://schemas.openxmlformats.org/officeDocument/2006/math" xmlns:v="urn:schemas-microsoft-com:vml" xmlns:wp14="http://schemas.microsoft.com/office/word/2010/wordprocessingDrawing" xmlns:wp="http://schemas.openxmlformats.org/drawingml/2006/wordprocessingDrawing" xmlns:w10="urn:schemas-microsoft-com:office:word" xmlns:w="http://schemas.openxmlformats.org/wordprocessingml/2006/main" xmlns:w14="http://schemas.microsoft.com/office/word/2010/wordml" xmlns:w15="http://schemas.microsoft.com/office/word/2012/wordml" xmlns:w16cex="http://schemas.microsoft.com/office/word/2018/wordml/cex" xmlns:w16cid="http://schemas.microsoft.com/office/word/2016/wordml/cid" xmlns:w16="http://schemas.microsoft.com/office/word/2018/wordml" xmlns:w16sdtdh="http://schemas.microsoft.com/office/word/2020/wordml/sdtdatahash" xmlns:w16se="http://schemas.microsoft.com/office/word/2015/wordml/symex" xmlns:wpg="http://schemas.microsoft.com/office/word/2010/wordprocessingGroup" xmlns:wpi="http://schemas.microsoft.com/office/word/2010/wordprocessingInk" xmlns:wne="http://schemas.microsoft.com/office/word/2006/wordml" xmlns:wps="http://schemas.microsoft.com/office/word/2010/wordprocessingShape" mc:Ignorable="w14 w15 w16se w16cid w16 w16cex w16sdtdh wp14">
   <w:footnote w:type="separator" w:id="-1">
     <w:p>
       <w:pPr>
@@ -860,7 +858,7 @@
 </file>
 
 <file path=word/header1.xml><?xml version="1.0" encoding="utf-8"?>
-<w:hdr xmlns:wpc="http://schemas.microsoft.com/office/word/2010/wordprocessingCanvas" xmlns:cx="http://schemas.microsoft.com/office/drawing/2014/chartex" xmlns:cx1="http://schemas.microsoft.com/office/drawing/2015/9/8/chartex" xmlns:cx2="http://schemas.microsoft.com/office/drawing/2015/10/21/chartex" xmlns:cx3="http://schemas.microsoft.com/office/drawing/2016/5/9/chartex" xmlns:cx4="http://schemas.microsoft.com/office/drawing/2016/5/10/chartex" xmlns:cx5="http://schemas.microsoft.com/office/drawing/2016/5/11/chartex" xmlns:cx6="http://schemas.microsoft.com/office/drawing/2016/5/12/chartex" xmlns:cx7="http://schemas.microsoft.com/office/drawing/2016/5/13/chartex" xmlns:cx8="http://schemas.microsoft.com/office/drawing/2016/5/14/chartex" xmlns:mc="http://schemas.openxmlformats.org/markup-compatibility/2006" xmlns:aink="http://schemas.microsoft.com/office/drawing/2016/ink" xmlns:am3d="http://schemas.microsoft.com/office/drawing/2017/model3d" xmlns:o="urn:schemas-microsoft-com:office:office" xmlns:oel="http://schemas.microsoft.com/office/2019/extlst" xmlns:r="http://schemas.openxmlformats.org/officeDocument/2006/relationships" xmlns:m="http://schemas.openxmlformats.org/officeDocument/2006/math" xmlns:v="urn:schemas-microsoft-com:vml" xmlns:wp14="http://schemas.microsoft.com/office/word/2010/wordprocessingDrawing" xmlns:wp="http://schemas.openxmlformats.org/drawingml/2006/wordprocessingDrawing" xmlns:w10="urn:schemas-microsoft-com:office:word" xmlns:w="http://schemas.openxmlformats.org/wordprocessingml/2006/main" xmlns:w14="http://schemas.microsoft.com/office/word/2010/wordml" xmlns:w15="http://schemas.microsoft.com/office/word/2012/wordml" xmlns:w16cex="http://schemas.microsoft.com/office/word/2018/wordml/cex" xmlns:w16cid="http://schemas.microsoft.com/office/word/2016/wordml/cid" xmlns:w16="http://schemas.microsoft.com/office/word/2018/wordml" xmlns:w16du="http://schemas.microsoft.com/office/word/2023/wordml/word16du" xmlns:w16sdtdh="http://schemas.microsoft.com/office/word/2020/wordml/sdtdatahash" xmlns:w16sdtfl="http://schemas.microsoft.com/office/word/2024/wordml/sdtformatlock" xmlns:w16se="http://schemas.microsoft.com/office/word/2015/wordml/symex" xmlns:wpg="http://schemas.microsoft.com/office/word/2010/wordprocessingGroup" xmlns:wpi="http://schemas.microsoft.com/office/word/2010/wordprocessingInk" xmlns:wne="http://schemas.microsoft.com/office/word/2006/wordml" xmlns:wps="http://schemas.microsoft.com/office/word/2010/wordprocessingShape" mc:Ignorable="w14 w15 w16se w16cid w16 w16cex w16sdtdh w16sdtfl w16du wp14">
+<w:hdr xmlns:wpc="http://schemas.microsoft.com/office/word/2010/wordprocessingCanvas" xmlns:cx="http://schemas.microsoft.com/office/drawing/2014/chartex" xmlns:cx1="http://schemas.microsoft.com/office/drawing/2015/9/8/chartex" xmlns:cx2="http://schemas.microsoft.com/office/drawing/2015/10/21/chartex" xmlns:cx3="http://schemas.microsoft.com/office/drawing/2016/5/9/chartex" xmlns:cx4="http://schemas.microsoft.com/office/drawing/2016/5/10/chartex" xmlns:cx5="http://schemas.microsoft.com/office/drawing/2016/5/11/chartex" xmlns:cx6="http://schemas.microsoft.com/office/drawing/2016/5/12/chartex" xmlns:cx7="http://schemas.microsoft.com/office/drawing/2016/5/13/chartex" xmlns:cx8="http://schemas.microsoft.com/office/drawing/2016/5/14/chartex" xmlns:mc="http://schemas.openxmlformats.org/markup-compatibility/2006" xmlns:aink="http://schemas.microsoft.com/office/drawing/2016/ink" xmlns:am3d="http://schemas.microsoft.com/office/drawing/2017/model3d" xmlns:o="urn:schemas-microsoft-com:office:office" xmlns:oel="http://schemas.microsoft.com/office/2019/extlst" xmlns:r="http://schemas.openxmlformats.org/officeDocument/2006/relationships" xmlns:m="http://schemas.openxmlformats.org/officeDocument/2006/math" xmlns:v="urn:schemas-microsoft-com:vml" xmlns:wp14="http://schemas.microsoft.com/office/word/2010/wordprocessingDrawing" xmlns:wp="http://schemas.openxmlformats.org/drawingml/2006/wordprocessingDrawing" xmlns:w10="urn:schemas-microsoft-com:office:word" xmlns:w="http://schemas.openxmlformats.org/wordprocessingml/2006/main" xmlns:w14="http://schemas.microsoft.com/office/word/2010/wordml" xmlns:w15="http://schemas.microsoft.com/office/word/2012/wordml" xmlns:w16cex="http://schemas.microsoft.com/office/word/2018/wordml/cex" xmlns:w16cid="http://schemas.microsoft.com/office/word/2016/wordml/cid" xmlns:w16="http://schemas.microsoft.com/office/word/2018/wordml" xmlns:w16sdtdh="http://schemas.microsoft.com/office/word/2020/wordml/sdtdatahash" xmlns:w16se="http://schemas.microsoft.com/office/word/2015/wordml/symex" xmlns:wpg="http://schemas.microsoft.com/office/word/2010/wordprocessingGroup" xmlns:wpi="http://schemas.microsoft.com/office/word/2010/wordprocessingInk" xmlns:wne="http://schemas.microsoft.com/office/word/2006/wordml" xmlns:wps="http://schemas.microsoft.com/office/word/2010/wordprocessingShape" mc:Ignorable="w14 w15 w16se w16cid w16 w16cex w16sdtdh wp14">
   <w:p>
     <w:pPr>
       <w:pStyle w:val="Cabealho"/>
@@ -915,28 +913,8 @@
 </w:hdr>
 </file>
 
-<file path=word/header2.xml><?xml version="1.0" encoding="utf-8"?>
-<w:hdr xmlns:m="http://schemas.openxmlformats.org/officeDocument/2006/math" xmlns:mc="http://schemas.openxmlformats.org/markup-compatibility/2006" xmlns:mo="http://schemas.microsoft.com/office/mac/office/2008/main" xmlns:mv="urn:schemas-microsoft-com:mac:vml" xmlns:o="urn:schemas-microsoft-com:office:office" xmlns:r="http://schemas.openxmlformats.org/officeDocument/2006/relationships" xmlns:v="urn:schemas-microsoft-com:vml" xmlns:w10="urn:schemas-microsoft-com:office:word" xmlns:w14="http://schemas.microsoft.com/office/word/2010/wordml" xmlns:w="http://schemas.openxmlformats.org/wordprocessingml/2006/main" xmlns:wne="http://schemas.microsoft.com/office/word/2006/wordml" xmlns:wp14="http://schemas.microsoft.com/office/word/2010/wordprocessingDrawing" xmlns:wp="http://schemas.openxmlformats.org/drawingml/2006/wordprocessingDrawing" xmlns:wpc="http://schemas.microsoft.com/office/word/2010/wordprocessingCanvas" xmlns:wpg="http://schemas.microsoft.com/office/word/2010/wordprocessingGroup" xmlns:wpi="http://schemas.microsoft.com/office/word/2010/wordprocessingInk" xmlns:wps="http://schemas.microsoft.com/office/word/2010/wordprocessingShape" mc:Ignorable="w14 wp14">
-  <w:p>
-    <w:pPr>
-      <w:pStyle w:val="Header"/>
-    </w:pPr>
-  </w:p>
-</w:hdr>
-</file>
-
-<file path=word/header3.xml><?xml version="1.0" encoding="utf-8"?>
-<w:hdr xmlns:m="http://schemas.openxmlformats.org/officeDocument/2006/math" xmlns:mc="http://schemas.openxmlformats.org/markup-compatibility/2006" xmlns:mo="http://schemas.microsoft.com/office/mac/office/2008/main" xmlns:mv="urn:schemas-microsoft-com:mac:vml" xmlns:o="urn:schemas-microsoft-com:office:office" xmlns:r="http://schemas.openxmlformats.org/officeDocument/2006/relationships" xmlns:v="urn:schemas-microsoft-com:vml" xmlns:w10="urn:schemas-microsoft-com:office:word" xmlns:w14="http://schemas.microsoft.com/office/word/2010/wordml" xmlns:w="http://schemas.openxmlformats.org/wordprocessingml/2006/main" xmlns:wne="http://schemas.microsoft.com/office/word/2006/wordml" xmlns:wp14="http://schemas.microsoft.com/office/word/2010/wordprocessingDrawing" xmlns:wp="http://schemas.openxmlformats.org/drawingml/2006/wordprocessingDrawing" xmlns:wpc="http://schemas.microsoft.com/office/word/2010/wordprocessingCanvas" xmlns:wpg="http://schemas.microsoft.com/office/word/2010/wordprocessingGroup" xmlns:wpi="http://schemas.microsoft.com/office/word/2010/wordprocessingInk" xmlns:wps="http://schemas.microsoft.com/office/word/2010/wordprocessingShape" mc:Ignorable="w14 wp14">
-  <w:p>
-    <w:pPr>
-      <w:pStyle w:val="Header"/>
-    </w:pPr>
-  </w:p>
-</w:hdr>
-</file>
-
 <file path=word/numbering.xml><?xml version="1.0" encoding="utf-8"?>
-<w:numbering xmlns:wpc="http://schemas.microsoft.com/office/word/2010/wordprocessingCanvas" xmlns:cx="http://schemas.microsoft.com/office/drawing/2014/chartex" xmlns:cx1="http://schemas.microsoft.com/office/drawing/2015/9/8/chartex" xmlns:cx2="http://schemas.microsoft.com/office/drawing/2015/10/21/chartex" xmlns:cx3="http://schemas.microsoft.com/office/drawing/2016/5/9/chartex" xmlns:cx4="http://schemas.microsoft.com/office/drawing/2016/5/10/chartex" xmlns:cx5="http://schemas.microsoft.com/office/drawing/2016/5/11/chartex" xmlns:cx6="http://schemas.microsoft.com/office/drawing/2016/5/12/chartex" xmlns:cx7="http://schemas.microsoft.com/office/drawing/2016/5/13/chartex" xmlns:cx8="http://schemas.microsoft.com/office/drawing/2016/5/14/chartex" xmlns:mc="http://schemas.openxmlformats.org/markup-compatibility/2006" xmlns:aink="http://schemas.microsoft.com/office/drawing/2016/ink" xmlns:am3d="http://schemas.microsoft.com/office/drawing/2017/model3d" xmlns:o="urn:schemas-microsoft-com:office:office" xmlns:oel="http://schemas.microsoft.com/office/2019/extlst" xmlns:r="http://schemas.openxmlformats.org/officeDocument/2006/relationships" xmlns:m="http://schemas.openxmlformats.org/officeDocument/2006/math" xmlns:v="urn:schemas-microsoft-com:vml" xmlns:wp14="http://schemas.microsoft.com/office/word/2010/wordprocessingDrawing" xmlns:wp="http://schemas.openxmlformats.org/drawingml/2006/wordprocessingDrawing" xmlns:w10="urn:schemas-microsoft-com:office:word" xmlns:w="http://schemas.openxmlformats.org/wordprocessingml/2006/main" xmlns:w14="http://schemas.microsoft.com/office/word/2010/wordml" xmlns:w15="http://schemas.microsoft.com/office/word/2012/wordml" xmlns:w16cex="http://schemas.microsoft.com/office/word/2018/wordml/cex" xmlns:w16cid="http://schemas.microsoft.com/office/word/2016/wordml/cid" xmlns:w16="http://schemas.microsoft.com/office/word/2018/wordml" xmlns:w16du="http://schemas.microsoft.com/office/word/2023/wordml/word16du" xmlns:w16sdtdh="http://schemas.microsoft.com/office/word/2020/wordml/sdtdatahash" xmlns:w16sdtfl="http://schemas.microsoft.com/office/word/2024/wordml/sdtformatlock" xmlns:w16se="http://schemas.microsoft.com/office/word/2015/wordml/symex" xmlns:wpg="http://schemas.microsoft.com/office/word/2010/wordprocessingGroup" xmlns:wpi="http://schemas.microsoft.com/office/word/2010/wordprocessingInk" xmlns:wne="http://schemas.microsoft.com/office/word/2006/wordml" xmlns:wps="http://schemas.microsoft.com/office/word/2010/wordprocessingShape" mc:Ignorable="w14 w15 w16se w16cid w16 w16cex w16sdtdh w16sdtfl w16du wp14">
+<w:numbering xmlns:wpc="http://schemas.microsoft.com/office/word/2010/wordprocessingCanvas" xmlns:cx="http://schemas.microsoft.com/office/drawing/2014/chartex" xmlns:cx1="http://schemas.microsoft.com/office/drawing/2015/9/8/chartex" xmlns:cx2="http://schemas.microsoft.com/office/drawing/2015/10/21/chartex" xmlns:cx3="http://schemas.microsoft.com/office/drawing/2016/5/9/chartex" xmlns:cx4="http://schemas.microsoft.com/office/drawing/2016/5/10/chartex" xmlns:cx5="http://schemas.microsoft.com/office/drawing/2016/5/11/chartex" xmlns:cx6="http://schemas.microsoft.com/office/drawing/2016/5/12/chartex" xmlns:cx7="http://schemas.microsoft.com/office/drawing/2016/5/13/chartex" xmlns:cx8="http://schemas.microsoft.com/office/drawing/2016/5/14/chartex" xmlns:mc="http://schemas.openxmlformats.org/markup-compatibility/2006" xmlns:aink="http://schemas.microsoft.com/office/drawing/2016/ink" xmlns:am3d="http://schemas.microsoft.com/office/drawing/2017/model3d" xmlns:o="urn:schemas-microsoft-com:office:office" xmlns:oel="http://schemas.microsoft.com/office/2019/extlst" xmlns:r="http://schemas.openxmlformats.org/officeDocument/2006/relationships" xmlns:m="http://schemas.openxmlformats.org/officeDocument/2006/math" xmlns:v="urn:schemas-microsoft-com:vml" xmlns:wp14="http://schemas.microsoft.com/office/word/2010/wordprocessingDrawing" xmlns:wp="http://schemas.openxmlformats.org/drawingml/2006/wordprocessingDrawing" xmlns:w10="urn:schemas-microsoft-com:office:word" xmlns:w="http://schemas.openxmlformats.org/wordprocessingml/2006/main" xmlns:w14="http://schemas.microsoft.com/office/word/2010/wordml" xmlns:w15="http://schemas.microsoft.com/office/word/2012/wordml" xmlns:w16cex="http://schemas.microsoft.com/office/word/2018/wordml/cex" xmlns:w16cid="http://schemas.microsoft.com/office/word/2016/wordml/cid" xmlns:w16="http://schemas.microsoft.com/office/word/2018/wordml" xmlns:w16sdtdh="http://schemas.microsoft.com/office/word/2020/wordml/sdtdatahash" xmlns:w16se="http://schemas.microsoft.com/office/word/2015/wordml/symex" xmlns:wpg="http://schemas.microsoft.com/office/word/2010/wordprocessingGroup" xmlns:wpi="http://schemas.microsoft.com/office/word/2010/wordprocessingInk" xmlns:wne="http://schemas.microsoft.com/office/word/2006/wordml" xmlns:wps="http://schemas.microsoft.com/office/word/2010/wordprocessingShape" mc:Ignorable="w14 w15 w16se w16cid w16 w16cex w16sdtdh wp14">
   <w:abstractNum w:abstractNumId="0" w15:restartNumberingAfterBreak="0">
     <w:nsid w:val="6EBA2E20"/>
     <w:multiLevelType w:val="hybridMultilevel"/>
@@ -1057,7 +1035,7 @@
 </file>
 
 <file path=word/styles.xml><?xml version="1.0" encoding="utf-8"?>
-<w:styles xmlns:mc="http://schemas.openxmlformats.org/markup-compatibility/2006" xmlns:r="http://schemas.openxmlformats.org/officeDocument/2006/relationships" xmlns:w="http://schemas.openxmlformats.org/wordprocessingml/2006/main" xmlns:w14="http://schemas.microsoft.com/office/word/2010/wordml" xmlns:w15="http://schemas.microsoft.com/office/word/2012/wordml" xmlns:w16cex="http://schemas.microsoft.com/office/word/2018/wordml/cex" xmlns:w16cid="http://schemas.microsoft.com/office/word/2016/wordml/cid" xmlns:w16="http://schemas.microsoft.com/office/word/2018/wordml" xmlns:w16du="http://schemas.microsoft.com/office/word/2023/wordml/word16du" xmlns:w16sdtdh="http://schemas.microsoft.com/office/word/2020/wordml/sdtdatahash" xmlns:w16sdtfl="http://schemas.microsoft.com/office/word/2024/wordml/sdtformatlock" xmlns:w16se="http://schemas.microsoft.com/office/word/2015/wordml/symex" mc:Ignorable="w14 w15 w16se w16cid w16 w16cex w16sdtdh w16sdtfl w16du">
+<w:styles xmlns:mc="http://schemas.openxmlformats.org/markup-compatibility/2006" xmlns:r="http://schemas.openxmlformats.org/officeDocument/2006/relationships" xmlns:w="http://schemas.openxmlformats.org/wordprocessingml/2006/main" xmlns:w14="http://schemas.microsoft.com/office/word/2010/wordml" xmlns:w15="http://schemas.microsoft.com/office/word/2012/wordml" xmlns:w16cex="http://schemas.microsoft.com/office/word/2018/wordml/cex" xmlns:w16cid="http://schemas.microsoft.com/office/word/2016/wordml/cid" xmlns:w16="http://schemas.microsoft.com/office/word/2018/wordml" xmlns:w16sdtdh="http://schemas.microsoft.com/office/word/2020/wordml/sdtdatahash" xmlns:w16se="http://schemas.microsoft.com/office/word/2015/wordml/symex" mc:Ignorable="w14 w15 w16se w16cid w16 w16cex w16sdtdh">
   <w:docDefaults>
     <w:rPrDefault>
       <w:rPr>
@@ -1868,6 +1846,26 @@
 </file>
 
 <file path=customXml/item1.xml><?xml version="1.0" encoding="utf-8"?>
+<?mso-contentType ?>
+<FormTemplates xmlns="http://schemas.microsoft.com/sharepoint/v3/contenttype/forms">
+  <Display>DocumentLibraryForm</Display>
+  <Edit>DocumentLibraryForm</Edit>
+  <New>DocumentLibraryForm</New>
+</FormTemplates>
+</file>
+
+<file path=customXml/item2.xml><?xml version="1.0" encoding="utf-8"?>
+<p:properties xmlns:p="http://schemas.microsoft.com/office/2006/metadata/properties" xmlns:xsi="http://www.w3.org/2001/XMLSchema-instance" xmlns:pc="http://schemas.microsoft.com/office/infopath/2007/PartnerControls">
+  <documentManagement>
+    <lcf76f155ced4ddcb4097134ff3c332f xmlns="0786864c-eb5d-4c8c-a760-6414cc8e82f8">
+      <Terms xmlns="http://schemas.microsoft.com/office/infopath/2007/PartnerControls"/>
+    </lcf76f155ced4ddcb4097134ff3c332f>
+    <TaxCatchAll xmlns="2af52ffe-add3-4ea0-9200-11cc70386202" xsi:nil="true"/>
+  </documentManagement>
+</p:properties>
+</file>
+
+<file path=customXml/item3.xml><?xml version="1.0" encoding="utf-8"?>
 <ct:contentTypeSchema xmlns:ct="http://schemas.microsoft.com/office/2006/metadata/contentType" xmlns:ma="http://schemas.microsoft.com/office/2006/metadata/properties/metaAttributes" ct:_="" ma:_="" ma:contentTypeName="Documento" ma:contentTypeID="0x0101008DF9D31ED0A0EC4088D1F7A244FCDF89" ma:contentTypeVersion="16" ma:contentTypeDescription="Crie um novo documento." ma:contentTypeScope="" ma:versionID="e5d71aff6d8d7085a263260d70099d5f">
   <xsd:schema xmlns:xsd="http://www.w3.org/2001/XMLSchema" xmlns:xs="http://www.w3.org/2001/XMLSchema" xmlns:p="http://schemas.microsoft.com/office/2006/metadata/properties" xmlns:ns2="0786864c-eb5d-4c8c-a760-6414cc8e82f8" xmlns:ns3="2af52ffe-add3-4ea0-9200-11cc70386202" targetNamespace="http://schemas.microsoft.com/office/2006/metadata/properties" ma:root="true" ma:fieldsID="385218fe5cbc00c71a9109a93e700a07" ns2:_="" ns3:_="">
     <xsd:import namespace="0786864c-eb5d-4c8c-a760-6414cc8e82f8"/>
@@ -2108,27 +2106,26 @@
 </ct:contentTypeSchema>
 </file>
 
-<file path=customXml/item2.xml><?xml version="1.0" encoding="utf-8"?>
-<p:properties xmlns:p="http://schemas.microsoft.com/office/2006/metadata/properties" xmlns:xsi="http://www.w3.org/2001/XMLSchema-instance" xmlns:pc="http://schemas.microsoft.com/office/infopath/2007/PartnerControls">
-  <documentManagement>
-    <lcf76f155ced4ddcb4097134ff3c332f xmlns="0786864c-eb5d-4c8c-a760-6414cc8e82f8">
-      <Terms xmlns="http://schemas.microsoft.com/office/infopath/2007/PartnerControls"/>
-    </lcf76f155ced4ddcb4097134ff3c332f>
-    <TaxCatchAll xmlns="2af52ffe-add3-4ea0-9200-11cc70386202" xsi:nil="true"/>
-  </documentManagement>
-</p:properties>
+<file path=customXml/itemProps1.xml><?xml version="1.0" encoding="utf-8"?>
+<ds:datastoreItem xmlns:ds="http://schemas.openxmlformats.org/officeDocument/2006/customXml" ds:itemID="{EB6928D5-9780-4176-9BC1-0F860D1BC242}">
+  <ds:schemaRefs>
+    <ds:schemaRef ds:uri="http://schemas.microsoft.com/sharepoint/v3/contenttype/forms"/>
+  </ds:schemaRefs>
+</ds:datastoreItem>
 </file>
 
-<file path=customXml/item3.xml><?xml version="1.0" encoding="utf-8"?>
-<?mso-contentType ?>
-<FormTemplates xmlns="http://schemas.microsoft.com/sharepoint/v3/contenttype/forms">
-  <Display>DocumentLibraryForm</Display>
-  <Edit>DocumentLibraryForm</Edit>
-  <New>DocumentLibraryForm</New>
-</FormTemplates>
+<file path=customXml/itemProps2.xml><?xml version="1.0" encoding="utf-8"?>
+<ds:datastoreItem xmlns:ds="http://schemas.openxmlformats.org/officeDocument/2006/customXml" ds:itemID="{F57DD6F8-8BA3-4BD7-8781-D665ED7A619F}">
+  <ds:schemaRefs>
+    <ds:schemaRef ds:uri="http://schemas.microsoft.com/office/2006/metadata/properties"/>
+    <ds:schemaRef ds:uri="http://schemas.microsoft.com/office/infopath/2007/PartnerControls"/>
+    <ds:schemaRef ds:uri="0786864c-eb5d-4c8c-a760-6414cc8e82f8"/>
+    <ds:schemaRef ds:uri="2af52ffe-add3-4ea0-9200-11cc70386202"/>
+  </ds:schemaRefs>
+</ds:datastoreItem>
 </file>
 
-<file path=customXml/itemProps1.xml><?xml version="1.0" encoding="utf-8"?>
+<file path=customXml/itemProps3.xml><?xml version="1.0" encoding="utf-8"?>
 <ds:datastoreItem xmlns:ds="http://schemas.openxmlformats.org/officeDocument/2006/customXml" ds:itemID="{7B6590EA-B578-40C6-9F00-64BDC4A342E6}">
   <ds:schemaRefs>
     <ds:schemaRef ds:uri="http://schemas.microsoft.com/office/2006/metadata/contentType"/>
@@ -2145,23 +2142,4 @@
     <ds:schemaRef ds:uri="http://schemas.microsoft.com/internal/obd"/>
   </ds:schemaRefs>
 </ds:datastoreItem>
-</file>
-
-<file path=customXml/itemProps2.xml><?xml version="1.0" encoding="utf-8"?>
-<ds:datastoreItem xmlns:ds="http://schemas.openxmlformats.org/officeDocument/2006/customXml" ds:itemID="{F57DD6F8-8BA3-4BD7-8781-D665ED7A619F}">
-  <ds:schemaRefs>
-    <ds:schemaRef ds:uri="http://schemas.microsoft.com/office/2006/metadata/properties"/>
-    <ds:schemaRef ds:uri="http://schemas.microsoft.com/office/infopath/2007/PartnerControls"/>
-    <ds:schemaRef ds:uri="0786864c-eb5d-4c8c-a760-6414cc8e82f8"/>
-    <ds:schemaRef ds:uri="2af52ffe-add3-4ea0-9200-11cc70386202"/>
-  </ds:schemaRefs>
-</ds:datastoreItem>
-</file>
-
-<file path=customXml/itemProps3.xml><?xml version="1.0" encoding="utf-8"?>
-<ds:datastoreItem xmlns:ds="http://schemas.openxmlformats.org/officeDocument/2006/customXml" ds:itemID="{EB6928D5-9780-4176-9BC1-0F860D1BC242}">
-  <ds:schemaRefs>
-    <ds:schemaRef ds:uri="http://schemas.microsoft.com/sharepoint/v3/contenttype/forms"/>
-  </ds:schemaRefs>
-</ds:datastoreItem>
 </file>